--- a/Титульник.docx
+++ b/Титульник.docx
@@ -106,7 +106,7 @@
           <w:sz w:val="32"/>
           <w:szCs w:val="32"/>
         </w:rPr>
-        <w:t>Программное обеспечение информационных технологий</w:t>
+        <w:t>Автоматизированные системы управления</w:t>
       </w:r>
       <w:r>
         <w:rPr>
@@ -168,7 +168,7 @@
           <w:sz w:val="28"/>
           <w:szCs w:val="28"/>
         </w:rPr>
-        <w:t>Разработка программы учета продаж проездных билетов</w:t>
+        <w:t>Разработка информационной системы отдела кадров</w:t>
       </w:r>
     </w:p>
     <w:p>
@@ -209,33 +209,72 @@
           <w:sz w:val="28"/>
           <w:szCs w:val="28"/>
         </w:rPr>
-        <w:t>по дисциплине «Основы алгоритмизации и программирования»</w:t>
-      </w:r>
-    </w:p>
-    <w:p>
-      <w:pPr>
-        <w:jc w:val="center"/>
-        <w:rPr>
-          <w:sz w:val="28"/>
-          <w:szCs w:val="28"/>
-        </w:rPr>
-      </w:pPr>
-    </w:p>
-    <w:p>
-      <w:pPr>
-        <w:jc w:val="center"/>
-        <w:rPr>
-          <w:sz w:val="28"/>
-          <w:szCs w:val="28"/>
-        </w:rPr>
-      </w:pPr>
-      <w:r>
-        <w:rPr>
-          <w:sz w:val="28"/>
-          <w:szCs w:val="28"/>
-        </w:rPr>
-        <w:t>КР.1-53 01 02.22070019.05.81-01</w:t>
-      </w:r>
+        <w:t>по дисциплине «</w:t>
+      </w:r>
+      <w:r>
+        <w:rPr>
+          <w:sz w:val="28"/>
+          <w:szCs w:val="28"/>
+        </w:rPr>
+        <w:t>Объектно-ориентированное программирование</w:t>
+      </w:r>
+      <w:r>
+        <w:rPr>
+          <w:sz w:val="28"/>
+          <w:szCs w:val="28"/>
+        </w:rPr>
+        <w:t>»</w:t>
+      </w:r>
+    </w:p>
+    <w:p>
+      <w:pPr>
+        <w:jc w:val="center"/>
+        <w:rPr>
+          <w:sz w:val="28"/>
+          <w:szCs w:val="28"/>
+        </w:rPr>
+      </w:pPr>
+    </w:p>
+    <w:p>
+      <w:pPr>
+        <w:jc w:val="center"/>
+        <w:rPr>
+          <w:sz w:val="28"/>
+          <w:szCs w:val="28"/>
+        </w:rPr>
+      </w:pPr>
+      <w:r>
+        <w:rPr>
+          <w:sz w:val="28"/>
+          <w:szCs w:val="28"/>
+        </w:rPr>
+        <w:t>КР.6-05-0612-03. 24040286.23 ПЗ</w:t>
+      </w:r>
+    </w:p>
+    <w:p>
+      <w:pPr>
+        <w:jc w:val="center"/>
+        <w:rPr>
+          <w:rFonts w:ascii="ISOCPEUR" w:hAnsi="ISOCPEUR"/>
+          <w:sz w:val="28"/>
+          <w:szCs w:val="28"/>
+        </w:rPr>
+      </w:pPr>
+    </w:p>
+    <w:p>
+      <w:pPr>
+        <w:jc w:val="center"/>
+      </w:pPr>
+    </w:p>
+    <w:p>
+      <w:pPr>
+        <w:jc w:val="center"/>
+        <w:rPr>
+          <w:rFonts w:ascii="ISOCPEUR" w:hAnsi="ISOCPEUR"/>
+          <w:i/>
+          <w:szCs w:val="25"/>
+        </w:rPr>
+      </w:pPr>
     </w:p>
     <w:p>
       <w:pPr>
@@ -329,14 +368,52 @@
           <w:szCs w:val="28"/>
         </w:rPr>
         <w:tab/>
-        <w:t>______________</w:t>
-      </w:r>
-      <w:r>
-        <w:rPr>
-          <w:sz w:val="28"/>
-          <w:szCs w:val="28"/>
-        </w:rPr>
-        <w:tab/>
+      </w:r>
+      <w:r>
+        <w:rPr>
+          <w:sz w:val="28"/>
+          <w:szCs w:val="28"/>
+          <w:u w:val="single"/>
+        </w:rPr>
+        <w:t>____</w:t>
+      </w:r>
+      <w:bookmarkStart w:id="0" w:name="_GoBack"/>
+      <w:bookmarkEnd w:id="0"/>
+      <w:r>
+        <w:rPr>
+          <w:sz w:val="28"/>
+          <w:szCs w:val="28"/>
+          <w:u w:val="single"/>
+        </w:rPr>
+        <w:t>__________</w:t>
+      </w:r>
+      <w:r>
+        <w:rPr>
+          <w:sz w:val="28"/>
+          <w:szCs w:val="28"/>
+        </w:rPr>
+        <w:tab/>
+      </w:r>
+      <w:r>
+        <w:rPr>
+          <w:sz w:val="28"/>
+          <w:szCs w:val="28"/>
+        </w:rPr>
+        <w:t xml:space="preserve"> </w:t>
+      </w:r>
+      <w:r>
+        <w:rPr>
+          <w:sz w:val="28"/>
+          <w:szCs w:val="28"/>
+        </w:rPr>
+        <w:t xml:space="preserve"> </w:t>
+      </w:r>
+      <w:r>
+        <w:rPr>
+          <w:sz w:val="28"/>
+          <w:szCs w:val="28"/>
+        </w:rPr>
+        <w:t xml:space="preserve"> </w:t>
       </w:r>
       <w:r>
         <w:rPr>
@@ -385,6 +462,27 @@
           <w:szCs w:val="28"/>
         </w:rPr>
       </w:pPr>
+      <w:r>
+        <w:rPr>
+          <w:sz w:val="28"/>
+          <w:szCs w:val="28"/>
+        </w:rPr>
+        <w:t xml:space="preserve">                                                 </w:t>
+      </w:r>
+      <w:r>
+        <w:rPr>
+          <w:sz w:val="28"/>
+          <w:szCs w:val="28"/>
+        </w:rPr>
+        <w:t>(подпись)</w:t>
+      </w:r>
+      <w:r>
+        <w:rPr>
+          <w:sz w:val="28"/>
+          <w:szCs w:val="28"/>
+        </w:rPr>
+        <w:t xml:space="preserve">          </w:t>
+      </w:r>
     </w:p>
     <w:p>
       <w:pPr>
@@ -402,21 +500,42 @@
           <w:sz w:val="28"/>
           <w:szCs w:val="28"/>
         </w:rPr>
-        <w:t xml:space="preserve">                                                 </w:t>
-      </w:r>
-      <w:r>
-        <w:rPr>
-          <w:sz w:val="28"/>
-          <w:szCs w:val="28"/>
-        </w:rPr>
-        <w:t>(подпись)</w:t>
-      </w:r>
-      <w:r>
-        <w:rPr>
-          <w:sz w:val="28"/>
-          <w:szCs w:val="28"/>
-        </w:rPr>
-        <w:t xml:space="preserve">          </w:t>
+        <w:tab/>
+      </w:r>
+      <w:r>
+        <w:rPr>
+          <w:sz w:val="28"/>
+          <w:szCs w:val="28"/>
+        </w:rPr>
+        <w:tab/>
+      </w:r>
+      <w:r>
+        <w:rPr>
+          <w:sz w:val="28"/>
+          <w:szCs w:val="28"/>
+        </w:rPr>
+        <w:tab/>
+      </w:r>
+      <w:r>
+        <w:rPr>
+          <w:sz w:val="28"/>
+          <w:szCs w:val="28"/>
+        </w:rPr>
+        <w:tab/>
+      </w:r>
+      <w:r>
+        <w:rPr>
+          <w:sz w:val="28"/>
+          <w:szCs w:val="28"/>
+        </w:rPr>
+        <w:tab/>
+      </w:r>
+      <w:r>
+        <w:rPr>
+          <w:sz w:val="28"/>
+          <w:szCs w:val="28"/>
+        </w:rPr>
+        <w:tab/>
       </w:r>
     </w:p>
     <w:p>
@@ -430,48 +549,6 @@
           <w:szCs w:val="28"/>
         </w:rPr>
       </w:pPr>
-      <w:r>
-        <w:rPr>
-          <w:sz w:val="28"/>
-          <w:szCs w:val="28"/>
-        </w:rPr>
-        <w:tab/>
-      </w:r>
-      <w:r>
-        <w:rPr>
-          <w:sz w:val="28"/>
-          <w:szCs w:val="28"/>
-        </w:rPr>
-        <w:tab/>
-      </w:r>
-      <w:r>
-        <w:rPr>
-          <w:sz w:val="28"/>
-          <w:szCs w:val="28"/>
-        </w:rPr>
-        <w:tab/>
-      </w:r>
-      <w:r>
-        <w:rPr>
-          <w:sz w:val="28"/>
-          <w:szCs w:val="28"/>
-        </w:rPr>
-        <w:tab/>
-      </w:r>
-      <w:r>
-        <w:rPr>
-          <w:sz w:val="28"/>
-          <w:szCs w:val="28"/>
-        </w:rPr>
-        <w:tab/>
-      </w:r>
-      <w:r>
-        <w:rPr>
-          <w:sz w:val="28"/>
-          <w:szCs w:val="28"/>
-        </w:rPr>
-        <w:tab/>
-      </w:r>
     </w:p>
     <w:p>
       <w:pPr>
@@ -484,6 +561,79 @@
           <w:szCs w:val="28"/>
         </w:rPr>
       </w:pPr>
+      <w:r>
+        <w:rPr>
+          <w:sz w:val="28"/>
+          <w:szCs w:val="28"/>
+        </w:rPr>
+        <w:t>Руководитель</w:t>
+      </w:r>
+      <w:r>
+        <w:rPr>
+          <w:sz w:val="28"/>
+          <w:szCs w:val="28"/>
+        </w:rPr>
+        <w:tab/>
+      </w:r>
+      <w:r>
+        <w:rPr>
+          <w:sz w:val="28"/>
+          <w:szCs w:val="28"/>
+        </w:rPr>
+        <w:tab/>
+      </w:r>
+      <w:r>
+        <w:rPr>
+          <w:sz w:val="28"/>
+          <w:szCs w:val="28"/>
+        </w:rPr>
+        <w:tab/>
+      </w:r>
+      <w:r>
+        <w:rPr>
+          <w:sz w:val="28"/>
+          <w:szCs w:val="28"/>
+          <w:u w:val="single"/>
+        </w:rPr>
+        <w:t>______________</w:t>
+      </w:r>
+      <w:r>
+        <w:rPr>
+          <w:sz w:val="28"/>
+          <w:szCs w:val="28"/>
+        </w:rPr>
+        <w:tab/>
+      </w:r>
+      <w:r>
+        <w:rPr>
+          <w:sz w:val="28"/>
+          <w:szCs w:val="28"/>
+        </w:rPr>
+        <w:t xml:space="preserve">   </w:t>
+      </w:r>
+      <w:r>
+        <w:rPr>
+          <w:rStyle w:val="FontStyle16"/>
+          <w:sz w:val="28"/>
+          <w:szCs w:val="28"/>
+        </w:rPr>
+        <w:t>ТИМАШКОВА Л</w:t>
+      </w:r>
+      <w:r>
+        <w:rPr>
+          <w:rStyle w:val="FontStyle16"/>
+          <w:sz w:val="28"/>
+          <w:szCs w:val="28"/>
+        </w:rPr>
+        <w:t>.А</w:t>
+      </w:r>
+      <w:r>
+        <w:rPr>
+          <w:sz w:val="28"/>
+          <w:szCs w:val="28"/>
+        </w:rPr>
+        <w:t>.</w:t>
+      </w:r>
     </w:p>
     <w:p>
       <w:pPr>
@@ -501,61 +651,36 @@
           <w:sz w:val="28"/>
           <w:szCs w:val="28"/>
         </w:rPr>
-        <w:t>Руководитель</w:t>
-      </w:r>
-      <w:r>
-        <w:rPr>
-          <w:sz w:val="28"/>
-          <w:szCs w:val="28"/>
-        </w:rPr>
-        <w:tab/>
-      </w:r>
-      <w:r>
-        <w:rPr>
-          <w:sz w:val="28"/>
-          <w:szCs w:val="28"/>
-        </w:rPr>
-        <w:tab/>
-      </w:r>
-      <w:r>
-        <w:rPr>
-          <w:sz w:val="28"/>
-          <w:szCs w:val="28"/>
-        </w:rPr>
-        <w:tab/>
-        <w:t>______________</w:t>
-      </w:r>
-      <w:r>
-        <w:rPr>
-          <w:sz w:val="28"/>
-          <w:szCs w:val="28"/>
-        </w:rPr>
-        <w:tab/>
-      </w:r>
-      <w:proofErr w:type="spellStart"/>
-      <w:r>
-        <w:rPr>
-          <w:rStyle w:val="FontStyle16"/>
-          <w:sz w:val="28"/>
-          <w:szCs w:val="28"/>
-        </w:rPr>
-        <w:t>Шалухова</w:t>
-      </w:r>
-      <w:proofErr w:type="spellEnd"/>
-      <w:r>
-        <w:rPr>
-          <w:rStyle w:val="FontStyle16"/>
-          <w:sz w:val="28"/>
-          <w:szCs w:val="28"/>
-        </w:rPr>
-        <w:t xml:space="preserve"> М.А</w:t>
-      </w:r>
-      <w:r>
-        <w:rPr>
-          <w:sz w:val="28"/>
-          <w:szCs w:val="28"/>
-        </w:rPr>
-        <w:t>.</w:t>
+        <w:tab/>
+      </w:r>
+      <w:r>
+        <w:rPr>
+          <w:sz w:val="28"/>
+          <w:szCs w:val="28"/>
+        </w:rPr>
+        <w:tab/>
+      </w:r>
+      <w:r>
+        <w:rPr>
+          <w:sz w:val="28"/>
+          <w:szCs w:val="28"/>
+        </w:rPr>
+        <w:tab/>
+      </w:r>
+      <w:r>
+        <w:rPr>
+          <w:sz w:val="28"/>
+          <w:szCs w:val="28"/>
+        </w:rPr>
+        <w:tab/>
+        <w:t xml:space="preserve">               </w:t>
+      </w:r>
+      <w:r>
+        <w:rPr>
+          <w:sz w:val="28"/>
+          <w:szCs w:val="28"/>
+        </w:rPr>
+        <w:t>(подпись)</w:t>
       </w:r>
     </w:p>
     <w:p>
@@ -569,44 +694,6 @@
           <w:szCs w:val="28"/>
         </w:rPr>
       </w:pPr>
-      <w:r>
-        <w:rPr>
-          <w:sz w:val="28"/>
-          <w:szCs w:val="28"/>
-        </w:rPr>
-        <w:tab/>
-      </w:r>
-      <w:r>
-        <w:rPr>
-          <w:sz w:val="28"/>
-          <w:szCs w:val="28"/>
-        </w:rPr>
-        <w:tab/>
-      </w:r>
-      <w:bookmarkStart w:id="0" w:name="_GoBack"/>
-      <w:bookmarkEnd w:id="0"/>
-      <w:r>
-        <w:rPr>
-          <w:sz w:val="28"/>
-          <w:szCs w:val="28"/>
-        </w:rPr>
-        <w:tab/>
-      </w:r>
-      <w:r>
-        <w:rPr>
-          <w:sz w:val="28"/>
-          <w:szCs w:val="28"/>
-        </w:rPr>
-        <w:tab/>
-        <w:t xml:space="preserve">               </w:t>
-      </w:r>
-      <w:r>
-        <w:rPr>
-          <w:sz w:val="28"/>
-          <w:szCs w:val="28"/>
-        </w:rPr>
-        <w:t>(подпись)</w:t>
-      </w:r>
     </w:p>
     <w:p>
       <w:pPr>
@@ -619,18 +706,6 @@
           <w:szCs w:val="28"/>
         </w:rPr>
       </w:pPr>
-    </w:p>
-    <w:p>
-      <w:pPr>
-        <w:autoSpaceDE w:val="0"/>
-        <w:autoSpaceDN w:val="0"/>
-        <w:adjustRightInd w:val="0"/>
-        <w:ind w:firstLine="360"/>
-        <w:rPr>
-          <w:sz w:val="28"/>
-          <w:szCs w:val="28"/>
-        </w:rPr>
-      </w:pPr>
       <w:r>
         <w:rPr>
           <w:sz w:val="28"/>
@@ -644,6 +719,13 @@
           <w:szCs w:val="28"/>
         </w:rPr>
         <w:tab/>
+      </w:r>
+      <w:r>
+        <w:rPr>
+          <w:sz w:val="28"/>
+          <w:szCs w:val="28"/>
+          <w:u w:val="single"/>
+        </w:rPr>
         <w:t>_____________</w:t>
       </w:r>
     </w:p>
